--- a/06_산출물_문서/3계층_지침서/WI-810-01_특수공정_관리_지침서.docx
+++ b/06_산출물_문서/3계층_지침서/WI-810-01_특수공정_관리_지침서.docx
@@ -270,11 +270,11 @@
     </w:p>
     <w:tbl>
       <w:tblPr>
-        <w:tblW w:w="8788" w:type="dxa"/>
         <w:tblCellMar>
           <w:left w:w="108" w:type="dxa"/>
           <w:right w:w="108" w:type="dxa"/>
         </w:tblCellMar>
+        <w:tblW w:w="8788" w:type="dxa"/>
         <w:tblBorders>
           <w:top w:val="single" w:sz="4" w:color="2E74B5" w:space="0"/>
           <w:left w:val="single" w:sz="4" w:color="2E74B5" w:space="0"/>
@@ -294,13 +294,13 @@
         <w:tc>
           <w:tcPr>
             <w:tcW w:w="1500" w:type="dxa"/>
-            <w:shd w:val="clear" w:color="auto" w:fill="D9D9D9"/>
-            <w:tcMar>
-              <w:top w:w="60" w:type="dxa"/>
-              <w:left w:w="120" w:type="dxa"/>
-              <w:bottom w:w="60" w:type="dxa"/>
-              <w:right w:w="120" w:type="dxa"/>
-            </w:tcMar>
+            <w:tcMar>
+              <w:top w:w="60" w:type="dxa"/>
+              <w:left w:w="120" w:type="dxa"/>
+              <w:bottom w:w="60" w:type="dxa"/>
+              <w:right w:w="120" w:type="dxa"/>
+            </w:tcMar>
+            <w:shd w:val="clear" w:color="auto" w:fill="DEEAF1"/>
           </w:tcPr>
           <w:p>
             <w:pPr>
@@ -320,13 +320,13 @@
         <w:tc>
           <w:tcPr>
             <w:tcW w:w="2800" w:type="dxa"/>
-            <w:shd w:val="clear" w:color="auto" w:fill="D9D9D9"/>
-            <w:tcMar>
-              <w:top w:w="60" w:type="dxa"/>
-              <w:left w:w="120" w:type="dxa"/>
-              <w:bottom w:w="60" w:type="dxa"/>
-              <w:right w:w="120" w:type="dxa"/>
-            </w:tcMar>
+            <w:tcMar>
+              <w:top w:w="60" w:type="dxa"/>
+              <w:left w:w="120" w:type="dxa"/>
+              <w:bottom w:w="60" w:type="dxa"/>
+              <w:right w:w="120" w:type="dxa"/>
+            </w:tcMar>
+            <w:shd w:val="clear" w:color="auto" w:fill="DEEAF1"/>
           </w:tcPr>
           <w:p>
             <w:pPr>
@@ -346,13 +346,13 @@
         <w:tc>
           <w:tcPr>
             <w:tcW w:w="2000" w:type="dxa"/>
-            <w:shd w:val="clear" w:color="auto" w:fill="D9D9D9"/>
-            <w:tcMar>
-              <w:top w:w="60" w:type="dxa"/>
-              <w:left w:w="120" w:type="dxa"/>
-              <w:bottom w:w="60" w:type="dxa"/>
-              <w:right w:w="120" w:type="dxa"/>
-            </w:tcMar>
+            <w:tcMar>
+              <w:top w:w="60" w:type="dxa"/>
+              <w:left w:w="120" w:type="dxa"/>
+              <w:bottom w:w="60" w:type="dxa"/>
+              <w:right w:w="120" w:type="dxa"/>
+            </w:tcMar>
+            <w:shd w:val="clear" w:color="auto" w:fill="DEEAF1"/>
           </w:tcPr>
           <w:p>
             <w:pPr>
@@ -372,13 +372,13 @@
         <w:tc>
           <w:tcPr>
             <w:tcW w:w="2488" w:type="dxa"/>
-            <w:shd w:val="clear" w:color="auto" w:fill="D9D9D9"/>
-            <w:tcMar>
-              <w:top w:w="60" w:type="dxa"/>
-              <w:left w:w="120" w:type="dxa"/>
-              <w:bottom w:w="60" w:type="dxa"/>
-              <w:right w:w="120" w:type="dxa"/>
-            </w:tcMar>
+            <w:tcMar>
+              <w:top w:w="60" w:type="dxa"/>
+              <w:left w:w="120" w:type="dxa"/>
+              <w:bottom w:w="60" w:type="dxa"/>
+              <w:right w:w="120" w:type="dxa"/>
+            </w:tcMar>
+            <w:shd w:val="clear" w:color="auto" w:fill="DEEAF1"/>
           </w:tcPr>
           <w:p>
             <w:pPr>
@@ -528,18 +528,11 @@
         <w:tc>
           <w:tcPr>
             <w:tcW w:w="2488" w:type="dxa"/>
-            <w:tcMar>
-              <w:top w:w="60" w:type="dxa"/>
-              <w:left w:w="120" w:type="dxa"/>
-              <w:bottom w:w="60" w:type="dxa"/>
-              <w:right w:w="120" w:type="dxa"/>
-            </w:tcMar>
           </w:tcPr>
           <w:p>
             <w:pPr>
               <w:jc w:val="left"/>
               <w:spacing w:before="200" w:after="200"/>
-              <w:wordWrap w:val="1"/>
             </w:pPr>
             <w:r>
               <w:rPr>
@@ -605,18 +598,11 @@
         <w:tc>
           <w:tcPr>
             <w:tcW w:w="2488" w:type="dxa"/>
-            <w:tcMar>
-              <w:top w:w="60" w:type="dxa"/>
-              <w:left w:w="120" w:type="dxa"/>
-              <w:bottom w:w="60" w:type="dxa"/>
-              <w:right w:w="120" w:type="dxa"/>
-            </w:tcMar>
           </w:tcPr>
           <w:p>
             <w:pPr>
               <w:jc w:val="left"/>
               <w:spacing w:before="200" w:after="200"/>
-              <w:wordWrap w:val="1"/>
             </w:pPr>
             <w:r>
               <w:rPr>
@@ -1099,14 +1085,12 @@
         </w:trPr>
         <w:tc>
           <w:tcPr>
-            <w:tcW w:w="2460" w:type="dxa"/>
-            <w:tcMar>
-              <w:top w:w="60" w:type="dxa"/>
-              <w:left w:w="120" w:type="dxa"/>
-              <w:bottom w:w="60" w:type="dxa"/>
-              <w:right w:w="120" w:type="dxa"/>
-            </w:tcMar>
-            <w:shd w:val="clear" w:color="auto" w:fill="DEEAF1"/>
+            <w:tcMar>
+              <w:top w:w="60" w:type="dxa"/>
+              <w:left w:w="120" w:type="dxa"/>
+              <w:bottom w:w="60" w:type="dxa"/>
+              <w:right w:w="120" w:type="dxa"/>
+            </w:tcMar>
           </w:tcPr>
           <w:p>
             <w:pPr>
@@ -1120,14 +1104,12 @@
         </w:tc>
         <w:tc>
           <w:tcPr>
-            <w:tcW w:w="6328" w:type="dxa"/>
-            <w:tcMar>
-              <w:top w:w="60" w:type="dxa"/>
-              <w:left w:w="120" w:type="dxa"/>
-              <w:bottom w:w="60" w:type="dxa"/>
-              <w:right w:w="120" w:type="dxa"/>
-            </w:tcMar>
-            <w:shd w:val="clear" w:color="auto" w:fill="DEEAF1"/>
+            <w:tcMar>
+              <w:top w:w="60" w:type="dxa"/>
+              <w:left w:w="120" w:type="dxa"/>
+              <w:bottom w:w="60" w:type="dxa"/>
+              <w:right w:w="120" w:type="dxa"/>
+            </w:tcMar>
           </w:tcPr>
           <w:p>
             <w:pPr>
@@ -1142,9 +1124,7 @@
       </w:tr>
       <w:tr>
         <w:tc>
-          <w:tcPr>
-            <w:tcW w:w="2460" w:type="dxa"/>
-          </w:tcPr>
+          <w:tcPr/>
           <w:p>
             <w:pPr>
               <w:pStyle w:val="Compact"/>
@@ -1156,7 +1136,6 @@
         </w:tc>
         <w:tc>
           <w:tcPr>
-            <w:tcW w:w="6328" w:type="dxa"/>
             <w:tcMar>
               <w:top w:w="60" w:type="dxa"/>
               <w:left w:w="120" w:type="dxa"/>
@@ -1220,9 +1199,7 @@
           </w:p>
         </w:tc>
         <w:tc>
-          <w:tcPr>
-            <w:tcW w:w="6328" w:type="dxa"/>
-          </w:tcPr>
+          <w:tcPr/>
           <w:p>
             <w:pPr>
               <w:pStyle w:val="Compact"/>
@@ -1235,19 +1212,10 @@
       </w:tr>
       <w:tr>
         <w:tc>
-          <w:tcPr>
-            <w:tcW w:w="2460" w:type="dxa"/>
-            <w:tcMar>
-              <w:top w:w="60" w:type="dxa"/>
-              <w:left w:w="120" w:type="dxa"/>
-              <w:bottom w:w="60" w:type="dxa"/>
-              <w:right w:w="120" w:type="dxa"/>
-            </w:tcMar>
-          </w:tcPr>
-          <w:p>
-            <w:pPr>
-              <w:pStyle w:val="Compact"/>
-              <w:wordWrap w:val="1"/>
+          <w:tcPr/>
+          <w:p>
+            <w:pPr>
+              <w:pStyle w:val="Compact"/>
             </w:pPr>
             <w:r>
               <w:t xml:space="preserve">NADCAP AC7108</w:t>
@@ -1436,18 +1404,10 @@
       </w:tr>
       <w:tr>
         <w:tc>
-          <w:tcPr>
-            <w:tcMar>
-              <w:top w:w="60" w:type="dxa"/>
-              <w:left w:w="120" w:type="dxa"/>
-              <w:bottom w:w="60" w:type="dxa"/>
-              <w:right w:w="120" w:type="dxa"/>
-            </w:tcMar>
-          </w:tcPr>
-          <w:p>
-            <w:pPr>
-              <w:pStyle w:val="Compact"/>
-              <w:wordWrap w:val="1"/>
+          <w:tcPr/>
+          <w:p>
+            <w:pPr>
+              <w:pStyle w:val="Compact"/>
             </w:pPr>
             <w:r>
               <w:t xml:space="preserve">QP-811</w:t>
@@ -1455,18 +1415,10 @@
           </w:p>
         </w:tc>
         <w:tc>
-          <w:tcPr>
-            <w:tcMar>
-              <w:top w:w="60" w:type="dxa"/>
-              <w:left w:w="120" w:type="dxa"/>
-              <w:bottom w:w="60" w:type="dxa"/>
-              <w:right w:w="120" w:type="dxa"/>
-            </w:tcMar>
-          </w:tcPr>
-          <w:p>
-            <w:pPr>
-              <w:pStyle w:val="Compact"/>
-              <w:wordWrap w:val="1"/>
+          <w:tcPr/>
+          <w:p>
+            <w:pPr>
+              <w:pStyle w:val="Compact"/>
             </w:pPr>
             <w:r>
               <w:t xml:space="preserve">FAI 절차서</w:t>
@@ -1510,7 +1462,7 @@
         </w:trPr>
         <w:tc>
           <w:tcPr>
-            <w:tcW w:w="2460" w:type="dxa"/>
+            <w:tcW w:w="3000" w:type="dxa"/>
             <w:tcMar>
               <w:top w:w="60" w:type="dxa"/>
               <w:left w:w="120" w:type="dxa"/>
@@ -1531,7 +1483,7 @@
         </w:tc>
         <w:tc>
           <w:tcPr>
-            <w:tcW w:w="6328" w:type="dxa"/>
+            <w:tcW w:w="5788" w:type="dxa"/>
             <w:tcMar>
               <w:top w:w="60" w:type="dxa"/>
               <w:left w:w="120" w:type="dxa"/>
@@ -1553,9 +1505,7 @@
       </w:tr>
       <w:tr>
         <w:tc>
-          <w:tcPr>
-            <w:tcW w:w="2460" w:type="dxa"/>
-          </w:tcPr>
+          <w:tcPr/>
           <w:p>
             <w:pPr>
               <w:pStyle w:val="Compact"/>
@@ -1571,7 +1521,7 @@
         </w:tc>
         <w:tc>
           <w:tcPr>
-            <w:tcW w:w="6328" w:type="dxa"/>
+            <w:tcW w:w="5788" w:type="dxa"/>
             <w:tcMar>
               <w:top w:w="60" w:type="dxa"/>
               <w:left w:w="120" w:type="dxa"/>
@@ -1592,18 +1542,10 @@
       </w:tr>
       <w:tr>
         <w:tc>
-          <w:tcPr>
-            <w:tcMar>
-              <w:top w:w="60" w:type="dxa"/>
-              <w:left w:w="120" w:type="dxa"/>
-              <w:bottom w:w="60" w:type="dxa"/>
-              <w:right w:w="120" w:type="dxa"/>
-            </w:tcMar>
-          </w:tcPr>
-          <w:p>
-            <w:pPr>
-              <w:pStyle w:val="Compact"/>
-              <w:wordWrap w:val="1"/>
+          <w:tcPr/>
+          <w:p>
+            <w:pPr>
+              <w:pStyle w:val="Compact"/>
             </w:pPr>
             <w:r>
               <w:rPr>
@@ -1616,6 +1558,7 @@
         </w:tc>
         <w:tc>
           <w:tcPr>
+            <w:tcW w:w="5788" w:type="dxa"/>
             <w:tcMar>
               <w:top w:w="60" w:type="dxa"/>
               <w:left w:w="120" w:type="dxa"/>
@@ -1651,19 +1594,10 @@
           </w:p>
         </w:tc>
         <w:tc>
-          <w:tcPr>
-            <w:tcW w:w="6328" w:type="dxa"/>
-            <w:tcMar>
-              <w:top w:w="60" w:type="dxa"/>
-              <w:left w:w="120" w:type="dxa"/>
-              <w:bottom w:w="60" w:type="dxa"/>
-              <w:right w:w="120" w:type="dxa"/>
-            </w:tcMar>
-          </w:tcPr>
-          <w:p>
-            <w:pPr>
-              <w:pStyle w:val="Compact"/>
-              <w:wordWrap w:val="1"/>
+          <w:tcPr/>
+          <w:p>
+            <w:pPr>
+              <w:pStyle w:val="Compact"/>
             </w:pPr>
             <w:r>
               <w:t xml:space="preserve">AIAG에서 발행한 특수공정 평가 규격 시리즈</w:t>
@@ -1673,19 +1607,10 @@
       </w:tr>
       <w:tr>
         <w:tc>
-          <w:tcPr>
-            <w:tcW w:w="2460" w:type="dxa"/>
-            <w:tcMar>
-              <w:top w:w="60" w:type="dxa"/>
-              <w:left w:w="120" w:type="dxa"/>
-              <w:bottom w:w="60" w:type="dxa"/>
-              <w:right w:w="120" w:type="dxa"/>
-            </w:tcMar>
-          </w:tcPr>
-          <w:p>
-            <w:pPr>
-              <w:pStyle w:val="Compact"/>
-              <w:wordWrap w:val="1"/>
+          <w:tcPr/>
+          <w:p>
+            <w:pPr>
+              <w:pStyle w:val="Compact"/>
             </w:pPr>
             <w:r>
               <w:rPr>
@@ -1697,10 +1622,19 @@
           </w:p>
         </w:tc>
         <w:tc>
-          <w:tcPr/>
-          <w:p>
-            <w:pPr>
-              <w:pStyle w:val="Compact"/>
+          <w:tcPr>
+            <w:tcW w:w="5788" w:type="dxa"/>
+            <w:tcMar>
+              <w:top w:w="60" w:type="dxa"/>
+              <w:left w:w="120" w:type="dxa"/>
+              <w:bottom w:w="60" w:type="dxa"/>
+              <w:right w:w="120" w:type="dxa"/>
+            </w:tcMar>
+          </w:tcPr>
+          <w:p>
+            <w:pPr>
+              <w:pStyle w:val="Compact"/>
+              <w:wordWrap w:val="1"/>
             </w:pPr>
             <w:r>
               <w:t xml:space="preserve">특수공정이 의도한 결과를 일관되게 생산할 수 있음을 증명하는 활동</w:t>
@@ -1710,18 +1644,10 @@
       </w:tr>
       <w:tr>
         <w:tc>
-          <w:tcPr>
-            <w:tcMar>
-              <w:top w:w="60" w:type="dxa"/>
-              <w:left w:w="120" w:type="dxa"/>
-              <w:bottom w:w="60" w:type="dxa"/>
-              <w:right w:w="120" w:type="dxa"/>
-            </w:tcMar>
-          </w:tcPr>
-          <w:p>
-            <w:pPr>
-              <w:pStyle w:val="Compact"/>
-              <w:wordWrap w:val="1"/>
+          <w:tcPr/>
+          <w:p>
+            <w:pPr>
+              <w:pStyle w:val="Compact"/>
             </w:pPr>
             <w:r>
               <w:rPr>
@@ -1746,18 +1672,10 @@
       </w:tr>
       <w:tr>
         <w:tc>
-          <w:tcPr>
-            <w:tcMar>
-              <w:top w:w="60" w:type="dxa"/>
-              <w:left w:w="120" w:type="dxa"/>
-              <w:bottom w:w="60" w:type="dxa"/>
-              <w:right w:w="120" w:type="dxa"/>
-            </w:tcMar>
-          </w:tcPr>
-          <w:p>
-            <w:pPr>
-              <w:pStyle w:val="Compact"/>
-              <w:wordWrap w:val="1"/>
+          <w:tcPr/>
+          <w:p>
+            <w:pPr>
+              <w:pStyle w:val="Compact"/>
             </w:pPr>
             <w:r>
               <w:rPr>
@@ -1769,18 +1687,10 @@
           </w:p>
         </w:tc>
         <w:tc>
-          <w:tcPr>
-            <w:tcMar>
-              <w:top w:w="60" w:type="dxa"/>
-              <w:left w:w="120" w:type="dxa"/>
-              <w:bottom w:w="60" w:type="dxa"/>
-              <w:right w:w="120" w:type="dxa"/>
-            </w:tcMar>
-          </w:tcPr>
-          <w:p>
-            <w:pPr>
-              <w:pStyle w:val="Compact"/>
-              <w:wordWrap w:val="1"/>
+          <w:tcPr/>
+          <w:p>
+            <w:pPr>
+              <w:pStyle w:val="Compact"/>
             </w:pPr>
             <w:r>
               <w:t xml:space="preserve">열처리 온도 측정 및 기록 시스템 (AMS 2750 준거)</w:t>
@@ -2489,7 +2399,7 @@
         </w:trPr>
         <w:tc>
           <w:tcPr>
-            <w:tcW w:w="2460" w:type="dxa"/>
+            <w:tcW w:w="1618" w:type="dxa"/>
             <w:tcMar>
               <w:top w:w="60" w:type="dxa"/>
               <w:left w:w="120" w:type="dxa"/>
@@ -2510,7 +2420,7 @@
         </w:tc>
         <w:tc>
           <w:tcPr>
-            <w:tcW w:w="6328" w:type="dxa"/>
+            <w:tcW w:w="7170" w:type="dxa"/>
             <w:tcMar>
               <w:top w:w="60" w:type="dxa"/>
               <w:left w:w="120" w:type="dxa"/>
@@ -2532,9 +2442,7 @@
       </w:tr>
       <w:tr>
         <w:tc>
-          <w:tcPr>
-            <w:tcW w:w="2460" w:type="dxa"/>
-          </w:tcPr>
+          <w:tcPr/>
           <w:p>
             <w:pPr>
               <w:pStyle w:val="Compact"/>
@@ -2546,7 +2454,7 @@
         </w:tc>
         <w:tc>
           <w:tcPr>
-            <w:tcW w:w="6328" w:type="dxa"/>
+            <w:tcW w:w="7170" w:type="dxa"/>
             <w:tcMar>
               <w:top w:w="60" w:type="dxa"/>
               <w:left w:w="120" w:type="dxa"/>
@@ -2579,6 +2487,7 @@
         </w:tc>
         <w:tc>
           <w:tcPr>
+            <w:tcW w:w="7170" w:type="dxa"/>
             <w:tcMar>
               <w:top w:w="60" w:type="dxa"/>
               <w:left w:w="120" w:type="dxa"/>
@@ -2610,9 +2519,7 @@
           </w:p>
         </w:tc>
         <w:tc>
-          <w:tcPr>
-            <w:tcW w:w="6328" w:type="dxa"/>
-          </w:tcPr>
+          <w:tcPr/>
           <w:p>
             <w:pPr>
               <w:pStyle w:val="Compact"/>
@@ -2625,19 +2532,10 @@
       </w:tr>
       <w:tr>
         <w:tc>
-          <w:tcPr>
-            <w:tcW w:w="2460" w:type="dxa"/>
-            <w:tcMar>
-              <w:top w:w="60" w:type="dxa"/>
-              <w:left w:w="120" w:type="dxa"/>
-              <w:bottom w:w="60" w:type="dxa"/>
-              <w:right w:w="120" w:type="dxa"/>
-            </w:tcMar>
-          </w:tcPr>
-          <w:p>
-            <w:pPr>
-              <w:pStyle w:val="Compact"/>
-              <w:wordWrap w:val="1"/>
+          <w:tcPr/>
+          <w:p>
+            <w:pPr>
+              <w:pStyle w:val="Compact"/>
             </w:pPr>
             <w:r>
               <w:t xml:space="preserve">계측 장비</w:t>
@@ -2646,6 +2544,7 @@
         </w:tc>
         <w:tc>
           <w:tcPr>
+            <w:tcW w:w="7170" w:type="dxa"/>
             <w:tcMar>
               <w:top w:w="60" w:type="dxa"/>
               <w:left w:w="120" w:type="dxa"/>
@@ -2702,7 +2601,7 @@
         </w:trPr>
         <w:tc>
           <w:tcPr>
-            <w:tcW w:w="2460" w:type="dxa"/>
+            <w:tcW w:w="2138" w:type="dxa"/>
             <w:tcMar>
               <w:top w:w="60" w:type="dxa"/>
               <w:left w:w="120" w:type="dxa"/>
@@ -2723,7 +2622,7 @@
         </w:tc>
         <w:tc>
           <w:tcPr>
-            <w:tcW w:w="6328" w:type="dxa"/>
+            <w:tcW w:w="6650" w:type="dxa"/>
             <w:tcMar>
               <w:top w:w="60" w:type="dxa"/>
               <w:left w:w="120" w:type="dxa"/>
@@ -2745,9 +2644,7 @@
       </w:tr>
       <w:tr>
         <w:tc>
-          <w:tcPr>
-            <w:tcW w:w="2460" w:type="dxa"/>
-          </w:tcPr>
+          <w:tcPr/>
           <w:p>
             <w:pPr>
               <w:pStyle w:val="Compact"/>
@@ -2759,7 +2656,7 @@
         </w:tc>
         <w:tc>
           <w:tcPr>
-            <w:tcW w:w="6328" w:type="dxa"/>
+            <w:tcW w:w="6650" w:type="dxa"/>
             <w:tcMar>
               <w:top w:w="60" w:type="dxa"/>
               <w:left w:w="120" w:type="dxa"/>
@@ -2792,6 +2689,7 @@
         </w:tc>
         <w:tc>
           <w:tcPr>
+            <w:tcW w:w="6650" w:type="dxa"/>
             <w:tcMar>
               <w:top w:w="60" w:type="dxa"/>
               <w:left w:w="120" w:type="dxa"/>
@@ -2823,9 +2721,7 @@
           </w:p>
         </w:tc>
         <w:tc>
-          <w:tcPr>
-            <w:tcW w:w="6328" w:type="dxa"/>
-          </w:tcPr>
+          <w:tcPr/>
           <w:p>
             <w:pPr>
               <w:pStyle w:val="Compact"/>
@@ -2838,19 +2734,10 @@
       </w:tr>
       <w:tr>
         <w:tc>
-          <w:tcPr>
-            <w:tcW w:w="2460" w:type="dxa"/>
-            <w:tcMar>
-              <w:top w:w="60" w:type="dxa"/>
-              <w:left w:w="120" w:type="dxa"/>
-              <w:bottom w:w="60" w:type="dxa"/>
-              <w:right w:w="120" w:type="dxa"/>
-            </w:tcMar>
-          </w:tcPr>
-          <w:p>
-            <w:pPr>
-              <w:pStyle w:val="Compact"/>
-              <w:wordWrap w:val="1"/>
+          <w:tcPr/>
+          <w:p>
+            <w:pPr>
+              <w:pStyle w:val="Compact"/>
             </w:pPr>
             <w:r>
               <w:t xml:space="preserve">극한 조건</w:t>
@@ -2859,6 +2746,7 @@
         </w:tc>
         <w:tc>
           <w:tcPr>
+            <w:tcW w:w="6650" w:type="dxa"/>
             <w:tcMar>
               <w:top w:w="60" w:type="dxa"/>
               <w:left w:w="120" w:type="dxa"/>
@@ -2914,7 +2802,7 @@
         </w:trPr>
         <w:tc>
           <w:tcPr>
-            <w:tcW w:w="2460" w:type="dxa"/>
+            <w:tcW w:w="1878" w:type="dxa"/>
             <w:tcMar>
               <w:top w:w="60" w:type="dxa"/>
               <w:left w:w="120" w:type="dxa"/>
@@ -2935,7 +2823,7 @@
         </w:tc>
         <w:tc>
           <w:tcPr>
-            <w:tcW w:w="6328" w:type="dxa"/>
+            <w:tcW w:w="6910" w:type="dxa"/>
             <w:tcMar>
               <w:top w:w="60" w:type="dxa"/>
               <w:left w:w="120" w:type="dxa"/>
@@ -2957,9 +2845,7 @@
       </w:tr>
       <w:tr>
         <w:tc>
-          <w:tcPr>
-            <w:tcW w:w="2460" w:type="dxa"/>
-          </w:tcPr>
+          <w:tcPr/>
           <w:p>
             <w:pPr>
               <w:pStyle w:val="Compact"/>
@@ -2971,7 +2857,7 @@
         </w:tc>
         <w:tc>
           <w:tcPr>
-            <w:tcW w:w="6328" w:type="dxa"/>
+            <w:tcW w:w="6910" w:type="dxa"/>
             <w:tcMar>
               <w:top w:w="60" w:type="dxa"/>
               <w:left w:w="120" w:type="dxa"/>
@@ -3004,6 +2890,7 @@
         </w:tc>
         <w:tc>
           <w:tcPr>
+            <w:tcW w:w="6910" w:type="dxa"/>
             <w:tcMar>
               <w:top w:w="60" w:type="dxa"/>
               <w:left w:w="120" w:type="dxa"/>
@@ -3035,9 +2922,7 @@
           </w:p>
         </w:tc>
         <w:tc>
-          <w:tcPr>
-            <w:tcW w:w="6328" w:type="dxa"/>
-          </w:tcPr>
+          <w:tcPr/>
           <w:p>
             <w:pPr>
               <w:pStyle w:val="Compact"/>
@@ -3050,19 +2935,10 @@
       </w:tr>
       <w:tr>
         <w:tc>
-          <w:tcPr>
-            <w:tcW w:w="2460" w:type="dxa"/>
-            <w:tcMar>
-              <w:top w:w="60" w:type="dxa"/>
-              <w:left w:w="120" w:type="dxa"/>
-              <w:bottom w:w="60" w:type="dxa"/>
-              <w:right w:w="120" w:type="dxa"/>
-            </w:tcMar>
-          </w:tcPr>
-          <w:p>
-            <w:pPr>
-              <w:pStyle w:val="Compact"/>
-              <w:wordWrap w:val="1"/>
+          <w:tcPr/>
+          <w:p>
+            <w:pPr>
+              <w:pStyle w:val="Compact"/>
             </w:pPr>
             <w:r>
               <w:t xml:space="preserve">문서화</w:t>
@@ -3071,6 +2947,7 @@
         </w:tc>
         <w:tc>
           <w:tcPr>
+            <w:tcW w:w="6910" w:type="dxa"/>
             <w:tcMar>
               <w:top w:w="60" w:type="dxa"/>
               <w:left w:w="120" w:type="dxa"/>
@@ -3125,7 +3002,7 @@
         </w:trPr>
         <w:tc>
           <w:tcPr>
-            <w:tcW w:w="2460" w:type="dxa"/>
+            <w:tcW w:w="1878" w:type="dxa"/>
             <w:tcMar>
               <w:top w:w="60" w:type="dxa"/>
               <w:left w:w="120" w:type="dxa"/>
@@ -3146,7 +3023,7 @@
         </w:tc>
         <w:tc>
           <w:tcPr>
-            <w:tcW w:w="6328" w:type="dxa"/>
+            <w:tcW w:w="6910" w:type="dxa"/>
             <w:tcMar>
               <w:top w:w="60" w:type="dxa"/>
               <w:left w:w="120" w:type="dxa"/>
@@ -3168,9 +3045,7 @@
       </w:tr>
       <w:tr>
         <w:tc>
-          <w:tcPr>
-            <w:tcW w:w="2460" w:type="dxa"/>
-          </w:tcPr>
+          <w:tcPr/>
           <w:p>
             <w:pPr>
               <w:pStyle w:val="Compact"/>
@@ -3182,7 +3057,7 @@
         </w:tc>
         <w:tc>
           <w:tcPr>
-            <w:tcW w:w="6328" w:type="dxa"/>
+            <w:tcW w:w="6910" w:type="dxa"/>
             <w:tcMar>
               <w:top w:w="60" w:type="dxa"/>
               <w:left w:w="120" w:type="dxa"/>
@@ -3215,6 +3090,7 @@
         </w:tc>
         <w:tc>
           <w:tcPr>
+            <w:tcW w:w="6910" w:type="dxa"/>
             <w:tcMar>
               <w:top w:w="60" w:type="dxa"/>
               <w:left w:w="120" w:type="dxa"/>
@@ -3246,9 +3122,7 @@
           </w:p>
         </w:tc>
         <w:tc>
-          <w:tcPr>
-            <w:tcW w:w="6328" w:type="dxa"/>
-          </w:tcPr>
+          <w:tcPr/>
           <w:p>
             <w:pPr>
               <w:pStyle w:val="Compact"/>
@@ -3261,19 +3135,10 @@
       </w:tr>
       <w:tr>
         <w:tc>
-          <w:tcPr>
-            <w:tcW w:w="2460" w:type="dxa"/>
-            <w:tcMar>
-              <w:top w:w="60" w:type="dxa"/>
-              <w:left w:w="120" w:type="dxa"/>
-              <w:bottom w:w="60" w:type="dxa"/>
-              <w:right w:w="120" w:type="dxa"/>
-            </w:tcMar>
-          </w:tcPr>
-          <w:p>
-            <w:pPr>
-              <w:pStyle w:val="Compact"/>
-              <w:wordWrap w:val="1"/>
+          <w:tcPr/>
+          <w:p>
+            <w:pPr>
+              <w:pStyle w:val="Compact"/>
             </w:pPr>
             <w:r>
               <w:t xml:space="preserve">재인증 주기</w:t>
@@ -3281,10 +3146,19 @@
           </w:p>
         </w:tc>
         <w:tc>
-          <w:tcPr/>
-          <w:p>
-            <w:pPr>
-              <w:pStyle w:val="Compact"/>
+          <w:tcPr>
+            <w:tcW w:w="6910" w:type="dxa"/>
+            <w:tcMar>
+              <w:top w:w="60" w:type="dxa"/>
+              <w:left w:w="120" w:type="dxa"/>
+              <w:bottom w:w="60" w:type="dxa"/>
+              <w:right w:w="120" w:type="dxa"/>
+            </w:tcMar>
+          </w:tcPr>
+          <w:p>
+            <w:pPr>
+              <w:pStyle w:val="Compact"/>
+              <w:wordWrap w:val="1"/>
             </w:pPr>
             <w:r>
               <w:t xml:space="preserve">NDT: 5년(Level III), 연간 시력검사 / 용접: 6개월~1년</w:t>
@@ -3318,18 +3192,10 @@
       </w:tr>
       <w:tr>
         <w:tc>
-          <w:tcPr>
-            <w:tcMar>
-              <w:top w:w="60" w:type="dxa"/>
-              <w:left w:w="120" w:type="dxa"/>
-              <w:bottom w:w="60" w:type="dxa"/>
-              <w:right w:w="120" w:type="dxa"/>
-            </w:tcMar>
-          </w:tcPr>
-          <w:p>
-            <w:pPr>
-              <w:pStyle w:val="Compact"/>
-              <w:wordWrap w:val="1"/>
+          <w:tcPr/>
+          <w:p>
+            <w:pPr>
+              <w:pStyle w:val="Compact"/>
             </w:pPr>
             <w:r>
               <w:t xml:space="preserve">자격 정지</w:t>
@@ -3337,18 +3203,10 @@
           </w:p>
         </w:tc>
         <w:tc>
-          <w:tcPr>
-            <w:tcMar>
-              <w:top w:w="60" w:type="dxa"/>
-              <w:left w:w="120" w:type="dxa"/>
-              <w:bottom w:w="60" w:type="dxa"/>
-              <w:right w:w="120" w:type="dxa"/>
-            </w:tcMar>
-          </w:tcPr>
-          <w:p>
-            <w:pPr>
-              <w:pStyle w:val="Compact"/>
-              <w:wordWrap w:val="1"/>
+          <w:tcPr/>
+          <w:p>
+            <w:pPr>
+              <w:pStyle w:val="Compact"/>
             </w:pPr>
             <w:r>
               <w:t xml:space="preserve">6개월 이상 해당 공정 미수행 시 재인증 필요</w:t>
@@ -3519,18 +3377,10 @@
           </w:p>
         </w:tc>
         <w:tc>
-          <w:tcPr>
-            <w:tcMar>
-              <w:top w:w="60" w:type="dxa"/>
-              <w:left w:w="120" w:type="dxa"/>
-              <w:bottom w:w="60" w:type="dxa"/>
-              <w:right w:w="120" w:type="dxa"/>
-            </w:tcMar>
-          </w:tcPr>
-          <w:p>
-            <w:pPr>
-              <w:pStyle w:val="Compact"/>
-              <w:wordWrap w:val="1"/>
+          <w:tcPr/>
+          <w:p>
+            <w:pPr>
+              <w:pStyle w:val="Compact"/>
             </w:pPr>
             <w:r>
               <w:t xml:space="preserve">SAT(System Accuracy Test) 분기별</w:t>
@@ -4422,7 +4272,7 @@
         </w:trPr>
         <w:tc>
           <w:tcPr>
-            <w:tcW w:w="2460" w:type="dxa"/>
+            <w:tcW w:w="1878" w:type="dxa"/>
             <w:tcMar>
               <w:top w:w="60" w:type="dxa"/>
               <w:left w:w="120" w:type="dxa"/>
@@ -4443,7 +4293,7 @@
         </w:tc>
         <w:tc>
           <w:tcPr>
-            <w:tcW w:w="6328" w:type="dxa"/>
+            <w:tcW w:w="6910" w:type="dxa"/>
             <w:tcMar>
               <w:top w:w="60" w:type="dxa"/>
               <w:left w:w="120" w:type="dxa"/>
@@ -4465,9 +4315,7 @@
       </w:tr>
       <w:tr>
         <w:tc>
-          <w:tcPr>
-            <w:tcW w:w="2460" w:type="dxa"/>
-          </w:tcPr>
+          <w:tcPr/>
           <w:p>
             <w:pPr>
               <w:pStyle w:val="Compact"/>
@@ -4479,7 +4327,7 @@
         </w:tc>
         <w:tc>
           <w:tcPr>
-            <w:tcW w:w="6328" w:type="dxa"/>
+            <w:tcW w:w="6910" w:type="dxa"/>
             <w:tcMar>
               <w:top w:w="60" w:type="dxa"/>
               <w:left w:w="120" w:type="dxa"/>
@@ -4512,6 +4360,7 @@
         </w:tc>
         <w:tc>
           <w:tcPr>
+            <w:tcW w:w="6910" w:type="dxa"/>
             <w:tcMar>
               <w:top w:w="60" w:type="dxa"/>
               <w:left w:w="120" w:type="dxa"/>
@@ -4543,9 +4392,7 @@
           </w:p>
         </w:tc>
         <w:tc>
-          <w:tcPr>
-            <w:tcW w:w="6328" w:type="dxa"/>
-          </w:tcPr>
+          <w:tcPr/>
           <w:p>
             <w:pPr>
               <w:pStyle w:val="Compact"/>
@@ -4558,19 +4405,10 @@
       </w:tr>
       <w:tr>
         <w:tc>
-          <w:tcPr>
-            <w:tcW w:w="2460" w:type="dxa"/>
-            <w:tcMar>
-              <w:top w:w="60" w:type="dxa"/>
-              <w:left w:w="120" w:type="dxa"/>
-              <w:bottom w:w="60" w:type="dxa"/>
-              <w:right w:w="120" w:type="dxa"/>
-            </w:tcMar>
-          </w:tcPr>
-          <w:p>
-            <w:pPr>
-              <w:pStyle w:val="Compact"/>
-              <w:wordWrap w:val="1"/>
+          <w:tcPr/>
+          <w:p>
+            <w:pPr>
+              <w:pStyle w:val="Compact"/>
             </w:pPr>
             <w:r>
               <w:t xml:space="preserve">인원 자격</w:t>
@@ -4578,10 +4416,19 @@
           </w:p>
         </w:tc>
         <w:tc>
-          <w:tcPr/>
-          <w:p>
-            <w:pPr>
-              <w:pStyle w:val="Compact"/>
+          <w:tcPr>
+            <w:tcW w:w="6910" w:type="dxa"/>
+            <w:tcMar>
+              <w:top w:w="60" w:type="dxa"/>
+              <w:left w:w="120" w:type="dxa"/>
+              <w:bottom w:w="60" w:type="dxa"/>
+              <w:right w:w="120" w:type="dxa"/>
+            </w:tcMar>
+          </w:tcPr>
+          <w:p>
+            <w:pPr>
+              <w:pStyle w:val="Compact"/>
+              <w:wordWrap w:val="1"/>
             </w:pPr>
             <w:r>
               <w:t xml:space="preserve">NDT Level, 용접사 자격 등 유효 자격 보유</w:t>
@@ -4615,18 +4462,10 @@
       </w:tr>
       <w:tr>
         <w:tc>
-          <w:tcPr>
-            <w:tcMar>
-              <w:top w:w="60" w:type="dxa"/>
-              <w:left w:w="120" w:type="dxa"/>
-              <w:bottom w:w="60" w:type="dxa"/>
-              <w:right w:w="120" w:type="dxa"/>
-            </w:tcMar>
-          </w:tcPr>
-          <w:p>
-            <w:pPr>
-              <w:pStyle w:val="Compact"/>
-              <w:wordWrap w:val="1"/>
+          <w:tcPr/>
+          <w:p>
+            <w:pPr>
+              <w:pStyle w:val="Compact"/>
             </w:pPr>
             <w:r>
               <w:t xml:space="preserve">부적합 관리</w:t>
@@ -4634,18 +4473,10 @@
           </w:p>
         </w:tc>
         <w:tc>
-          <w:tcPr>
-            <w:tcMar>
-              <w:top w:w="60" w:type="dxa"/>
-              <w:left w:w="120" w:type="dxa"/>
-              <w:bottom w:w="60" w:type="dxa"/>
-              <w:right w:w="120" w:type="dxa"/>
-            </w:tcMar>
-          </w:tcPr>
-          <w:p>
-            <w:pPr>
-              <w:pStyle w:val="Compact"/>
-              <w:wordWrap w:val="1"/>
+          <w:tcPr/>
+          <w:p>
+            <w:pPr>
+              <w:pStyle w:val="Compact"/>
             </w:pPr>
             <w:r>
               <w:t xml:space="preserve">부적합 발생 시 처리 절차 및 이력</w:t>
@@ -4696,7 +4527,7 @@
         </w:trPr>
         <w:tc>
           <w:tcPr>
-            <w:tcW w:w="2460" w:type="dxa"/>
+            <w:tcW w:w="2216" w:type="dxa"/>
             <w:tcMar>
               <w:top w:w="60" w:type="dxa"/>
               <w:left w:w="120" w:type="dxa"/>
@@ -4717,7 +4548,7 @@
         </w:tc>
         <w:tc>
           <w:tcPr>
-            <w:tcW w:w="6328" w:type="dxa"/>
+            <w:tcW w:w="6572" w:type="dxa"/>
             <w:tcMar>
               <w:top w:w="60" w:type="dxa"/>
               <w:left w:w="120" w:type="dxa"/>
@@ -4739,9 +4570,7 @@
       </w:tr>
       <w:tr>
         <w:tc>
-          <w:tcPr>
-            <w:tcW w:w="2460" w:type="dxa"/>
-          </w:tcPr>
+          <w:tcPr/>
           <w:p>
             <w:pPr>
               <w:pStyle w:val="Compact"/>
@@ -4753,7 +4582,7 @@
         </w:tc>
         <w:tc>
           <w:tcPr>
-            <w:tcW w:w="6328" w:type="dxa"/>
+            <w:tcW w:w="6572" w:type="dxa"/>
             <w:tcMar>
               <w:top w:w="60" w:type="dxa"/>
               <w:left w:w="120" w:type="dxa"/>
@@ -4786,6 +4615,7 @@
         </w:tc>
         <w:tc>
           <w:tcPr>
+            <w:tcW w:w="6572" w:type="dxa"/>
             <w:tcMar>
               <w:top w:w="60" w:type="dxa"/>
               <w:left w:w="120" w:type="dxa"/>
@@ -4817,9 +4647,7 @@
           </w:p>
         </w:tc>
         <w:tc>
-          <w:tcPr>
-            <w:tcW w:w="6328" w:type="dxa"/>
-          </w:tcPr>
+          <w:tcPr/>
           <w:p>
             <w:pPr>
               <w:pStyle w:val="Compact"/>
@@ -4832,19 +4660,10 @@
       </w:tr>
       <w:tr>
         <w:tc>
-          <w:tcPr>
-            <w:tcW w:w="2460" w:type="dxa"/>
-            <w:tcMar>
-              <w:top w:w="60" w:type="dxa"/>
-              <w:left w:w="120" w:type="dxa"/>
-              <w:bottom w:w="60" w:type="dxa"/>
-              <w:right w:w="120" w:type="dxa"/>
-            </w:tcMar>
-          </w:tcPr>
-          <w:p>
-            <w:pPr>
-              <w:pStyle w:val="Compact"/>
-              <w:wordWrap w:val="1"/>
+          <w:tcPr/>
+          <w:p>
+            <w:pPr>
+              <w:pStyle w:val="Compact"/>
             </w:pPr>
             <w:r>
               <w:t xml:space="preserve">인증 요건</w:t>
@@ -4852,10 +4671,19 @@
           </w:p>
         </w:tc>
         <w:tc>
-          <w:tcPr/>
-          <w:p>
-            <w:pPr>
-              <w:pStyle w:val="Compact"/>
+          <w:tcPr>
+            <w:tcW w:w="6572" w:type="dxa"/>
+            <w:tcMar>
+              <w:top w:w="60" w:type="dxa"/>
+              <w:left w:w="120" w:type="dxa"/>
+              <w:bottom w:w="60" w:type="dxa"/>
+              <w:right w:w="120" w:type="dxa"/>
+            </w:tcMar>
+          </w:tcPr>
+          <w:p>
+            <w:pPr>
+              <w:pStyle w:val="Compact"/>
+              <w:wordWrap w:val="1"/>
             </w:pPr>
             <w:r>
               <w:t xml:space="preserve">“NADCAP 열처리 인증 필수”</w:t>
@@ -4937,18 +4765,10 @@
       </w:tr>
       <w:tr>
         <w:tc>
-          <w:tcPr>
-            <w:tcMar>
-              <w:top w:w="60" w:type="dxa"/>
-              <w:left w:w="120" w:type="dxa"/>
-              <w:bottom w:w="60" w:type="dxa"/>
-              <w:right w:w="120" w:type="dxa"/>
-            </w:tcMar>
-          </w:tcPr>
-          <w:p>
-            <w:pPr>
-              <w:pStyle w:val="Compact"/>
-              <w:wordWrap w:val="1"/>
+          <w:tcPr/>
+          <w:p>
+            <w:pPr>
+              <w:pStyle w:val="Compact"/>
             </w:pPr>
             <w:r>
               <w:t xml:space="preserve">재작업 통보</w:t>
@@ -4956,18 +4776,10 @@
           </w:p>
         </w:tc>
         <w:tc>
-          <w:tcPr>
-            <w:tcMar>
-              <w:top w:w="60" w:type="dxa"/>
-              <w:left w:w="120" w:type="dxa"/>
-              <w:bottom w:w="60" w:type="dxa"/>
-              <w:right w:w="120" w:type="dxa"/>
-            </w:tcMar>
-          </w:tcPr>
-          <w:p>
-            <w:pPr>
-              <w:pStyle w:val="Compact"/>
-              <w:wordWrap w:val="1"/>
+          <w:tcPr/>
+          <w:p>
+            <w:pPr>
+              <w:pStyle w:val="Compact"/>
             </w:pPr>
             <w:r>
               <w:t xml:space="preserve">“재작업 발생 시 당사 사전 통보 필수”</w:t>
@@ -5020,7 +4832,7 @@
         </w:trPr>
         <w:tc>
           <w:tcPr>
-            <w:tcW w:w="2460" w:type="dxa"/>
+            <w:tcW w:w="2476" w:type="dxa"/>
             <w:tcMar>
               <w:top w:w="60" w:type="dxa"/>
               <w:left w:w="120" w:type="dxa"/>
@@ -5041,7 +4853,7 @@
         </w:tc>
         <w:tc>
           <w:tcPr>
-            <w:tcW w:w="6328" w:type="dxa"/>
+            <w:tcW w:w="6312" w:type="dxa"/>
             <w:tcMar>
               <w:top w:w="60" w:type="dxa"/>
               <w:left w:w="120" w:type="dxa"/>
@@ -5063,9 +4875,7 @@
       </w:tr>
       <w:tr>
         <w:tc>
-          <w:tcPr>
-            <w:tcW w:w="2460" w:type="dxa"/>
-          </w:tcPr>
+          <w:tcPr/>
           <w:p>
             <w:pPr>
               <w:pStyle w:val="Compact"/>
@@ -5077,7 +4887,7 @@
         </w:tc>
         <w:tc>
           <w:tcPr>
-            <w:tcW w:w="6328" w:type="dxa"/>
+            <w:tcW w:w="6312" w:type="dxa"/>
             <w:tcMar>
               <w:top w:w="60" w:type="dxa"/>
               <w:left w:w="120" w:type="dxa"/>
@@ -5110,6 +4920,7 @@
         </w:tc>
         <w:tc>
           <w:tcPr>
+            <w:tcW w:w="6312" w:type="dxa"/>
             <w:tcMar>
               <w:top w:w="60" w:type="dxa"/>
               <w:left w:w="120" w:type="dxa"/>
@@ -5141,9 +4952,7 @@
           </w:p>
         </w:tc>
         <w:tc>
-          <w:tcPr>
-            <w:tcW w:w="6328" w:type="dxa"/>
-          </w:tcPr>
+          <w:tcPr/>
           <w:p>
             <w:pPr>
               <w:pStyle w:val="Compact"/>
@@ -5157,7 +4966,6 @@
       <w:tr>
         <w:tc>
           <w:tcPr>
-            <w:tcW w:w="2460" w:type="dxa"/>
             <w:tcMar>
               <w:top w:w="60" w:type="dxa"/>
               <w:left w:w="120" w:type="dxa"/>
@@ -5176,10 +4984,19 @@
           </w:p>
         </w:tc>
         <w:tc>
-          <w:tcPr/>
-          <w:p>
-            <w:pPr>
-              <w:pStyle w:val="Compact"/>
+          <w:tcPr>
+            <w:tcW w:w="6312" w:type="dxa"/>
+            <w:tcMar>
+              <w:top w:w="60" w:type="dxa"/>
+              <w:left w:w="120" w:type="dxa"/>
+              <w:bottom w:w="60" w:type="dxa"/>
+              <w:right w:w="120" w:type="dxa"/>
+            </w:tcMar>
+          </w:tcPr>
+          <w:p>
+            <w:pPr>
+              <w:pStyle w:val="Compact"/>
+              <w:wordWrap w:val="1"/>
             </w:pPr>
             <w:r>
               <w:t xml:space="preserve">온도, 시간, 전류, 농도 등 실제 관리값</w:t>
@@ -5200,10 +5017,18 @@
           </w:p>
         </w:tc>
         <w:tc>
-          <w:tcPr/>
-          <w:p>
-            <w:pPr>
-              <w:pStyle w:val="Compact"/>
+          <w:tcPr>
+            <w:tcMar>
+              <w:top w:w="60" w:type="dxa"/>
+              <w:left w:w="120" w:type="dxa"/>
+              <w:bottom w:w="60" w:type="dxa"/>
+              <w:right w:w="120" w:type="dxa"/>
+            </w:tcMar>
+          </w:tcPr>
+          <w:p>
+            <w:pPr>
+              <w:pStyle w:val="Compact"/>
+              <w:wordWrap w:val="1"/>
             </w:pPr>
             <w:r>
               <w:t xml:space="preserve">온도 차트, 데이터 로거 출력물</w:t>
@@ -5224,10 +5049,18 @@
           </w:p>
         </w:tc>
         <w:tc>
-          <w:tcPr/>
-          <w:p>
-            <w:pPr>
-              <w:pStyle w:val="Compact"/>
+          <w:tcPr>
+            <w:tcMar>
+              <w:top w:w="60" w:type="dxa"/>
+              <w:left w:w="120" w:type="dxa"/>
+              <w:bottom w:w="60" w:type="dxa"/>
+              <w:right w:w="120" w:type="dxa"/>
+            </w:tcMar>
+          </w:tcPr>
+          <w:p>
+            <w:pPr>
+              <w:pStyle w:val="Compact"/>
+              <w:wordWrap w:val="1"/>
             </w:pPr>
             <w:r>
               <w:t xml:space="preserve">공정 수행자 성명, 자격 번호</w:t>
@@ -5248,10 +5081,18 @@
           </w:p>
         </w:tc>
         <w:tc>
-          <w:tcPr/>
-          <w:p>
-            <w:pPr>
-              <w:pStyle w:val="Compact"/>
+          <w:tcPr>
+            <w:tcMar>
+              <w:top w:w="60" w:type="dxa"/>
+              <w:left w:w="120" w:type="dxa"/>
+              <w:bottom w:w="60" w:type="dxa"/>
+              <w:right w:w="120" w:type="dxa"/>
+            </w:tcMar>
+          </w:tcPr>
+          <w:p>
+            <w:pPr>
+              <w:pStyle w:val="Compact"/>
+              <w:wordWrap w:val="1"/>
             </w:pPr>
             <w:r>
               <w:t xml:space="preserve">공정 시작/종료 일시</w:t>
@@ -5333,18 +5174,10 @@
       </w:tr>
       <w:tr>
         <w:tc>
-          <w:tcPr>
-            <w:tcMar>
-              <w:top w:w="60" w:type="dxa"/>
-              <w:left w:w="120" w:type="dxa"/>
-              <w:bottom w:w="60" w:type="dxa"/>
-              <w:right w:w="120" w:type="dxa"/>
-            </w:tcMar>
-          </w:tcPr>
-          <w:p>
-            <w:pPr>
-              <w:pStyle w:val="Compact"/>
-              <w:wordWrap w:val="1"/>
+          <w:tcPr/>
+          <w:p>
+            <w:pPr>
+              <w:pStyle w:val="Compact"/>
             </w:pPr>
             <w:r>
               <w:t xml:space="preserve">검사자</w:t>
@@ -5352,18 +5185,10 @@
           </w:p>
         </w:tc>
         <w:tc>
-          <w:tcPr>
-            <w:tcMar>
-              <w:top w:w="60" w:type="dxa"/>
-              <w:left w:w="120" w:type="dxa"/>
-              <w:bottom w:w="60" w:type="dxa"/>
-              <w:right w:w="120" w:type="dxa"/>
-            </w:tcMar>
-          </w:tcPr>
-          <w:p>
-            <w:pPr>
-              <w:pStyle w:val="Compact"/>
-              <w:wordWrap w:val="1"/>
+          <w:tcPr/>
+          <w:p>
+            <w:pPr>
+              <w:pStyle w:val="Compact"/>
             </w:pPr>
             <w:r>
               <w:t xml:space="preserve">검사 수행자 성명, 자격 번호 (NDT의 경우 Level)</w:t>
@@ -5534,18 +5359,10 @@
           </w:p>
         </w:tc>
         <w:tc>
-          <w:tcPr>
-            <w:tcMar>
-              <w:top w:w="60" w:type="dxa"/>
-              <w:left w:w="120" w:type="dxa"/>
-              <w:bottom w:w="60" w:type="dxa"/>
-              <w:right w:w="120" w:type="dxa"/>
-            </w:tcMar>
-          </w:tcPr>
-          <w:p>
-            <w:pPr>
-              <w:pStyle w:val="Compact"/>
-              <w:wordWrap w:val="1"/>
+          <w:tcPr/>
+          <w:p>
+            <w:pPr>
+              <w:pStyle w:val="Compact"/>
             </w:pPr>
             <w:r>
               <w:t xml:space="preserve">자격 유효기간 + 5년</w:t>
@@ -7272,8 +7089,8 @@
     <w:rPrDefault>
       <w:rPr>
         <w:rFonts w:asciiTheme="minorHAnsi" w:cstheme="minorBidi" w:eastAsiaTheme="minorEastAsia" w:hAnsiTheme="minorHAnsi"/>
-        <w:sz w:val="24"/>
-        <w:szCs w:val="24"/>
+        <w:sz w:val="20"/>
+        <w:szCs w:val="20"/>
         <w:lang w:bidi="ar-SA" w:eastAsia="zh-CN" w:val="en-US"/>
       </w:rPr>
     </w:rPrDefault>
@@ -7341,8 +7158,8 @@
     </w:pPr>
     <w:rPr>
       <w:rFonts w:asciiTheme="majorHAnsi" w:cstheme="majorBidi" w:eastAsiaTheme="majorEastAsia" w:hAnsiTheme="majorHAnsi"/>
-      <w:sz w:val="56"/>
-      <w:szCs w:val="56"/>
+      <w:sz w:val="44"/>
+      <w:szCs w:val="44"/>
     </w:rPr>
   </w:style>
   <w:style w:customStyle="1" w:styleId="TitleChar" w:type="character">
@@ -7353,8 +7170,8 @@
     <w:rsid w:val="00A10FD9"/>
     <w:rPr>
       <w:rFonts w:asciiTheme="majorHAnsi" w:cstheme="majorBidi" w:eastAsiaTheme="majorEastAsia" w:hAnsiTheme="majorHAnsi"/>
-      <w:sz w:val="56"/>
-      <w:szCs w:val="56"/>
+      <w:sz w:val="44"/>
+      <w:szCs w:val="44"/>
     </w:rPr>
   </w:style>
   <w:style w:styleId="Subtitle" w:type="paragraph">
@@ -7476,8 +7293,8 @@
     <w:rPr>
       <w:rFonts w:asciiTheme="majorHAnsi" w:cstheme="majorBidi" w:eastAsiaTheme="majorEastAsia" w:hAnsiTheme="majorHAnsi"/>
       <w:color w:themeColor="accent1" w:themeShade="BF" w:val="0F4761"/>
-      <w:sz w:val="40"/>
-      <w:szCs w:val="40"/>
+      <w:sz w:val="32"/>
+      <w:szCs w:val="32"/>
     </w:rPr>
   </w:style>
   <w:style w:styleId="Heading2" w:type="paragraph">
@@ -7667,8 +7484,8 @@
     <w:rPr>
       <w:rFonts w:asciiTheme="majorHAnsi" w:cstheme="majorBidi" w:eastAsiaTheme="majorEastAsia" w:hAnsiTheme="majorHAnsi"/>
       <w:color w:themeColor="accent1" w:themeShade="BF" w:val="0F4761"/>
-      <w:sz w:val="40"/>
-      <w:szCs w:val="40"/>
+      <w:sz w:val="32"/>
+      <w:szCs w:val="32"/>
     </w:rPr>
   </w:style>
   <w:style w:customStyle="1" w:styleId="Heading2Char" w:type="character">
